--- a/Projektplan.docx
+++ b/Projektplan.docx
@@ -148,7 +148,7 @@
     <w:p>
       <w:r>
         <w:pict w14:anchorId="6E52B903">
-          <v:rect id="_x0000_i1055" style="width:0;height:1.5pt" o:hralign="center" o:hrstd="t" o:hr="t" fillcolor="#a0a0a0" stroked="f"/>
+          <v:rect id="_x0000_i1025" style="width:0;height:1.5pt" o:hralign="center" o:hrstd="t" o:hr="t" fillcolor="#a0a0a0" stroked="f"/>
         </w:pict>
       </w:r>
     </w:p>
@@ -258,7 +258,7 @@
     <w:p>
       <w:r>
         <w:pict w14:anchorId="76909BA1">
-          <v:rect id="_x0000_i1056" style="width:0;height:1.5pt" o:hralign="center" o:hrstd="t" o:hr="t" fillcolor="#a0a0a0" stroked="f"/>
+          <v:rect id="_x0000_i1026" style="width:0;height:1.5pt" o:hralign="center" o:hrstd="t" o:hr="t" fillcolor="#a0a0a0" stroked="f"/>
         </w:pict>
       </w:r>
     </w:p>
@@ -274,7 +274,6 @@
           <w:b/>
           <w:bCs/>
         </w:rPr>
-        <w:lastRenderedPageBreak/>
         <w:t>Phase 3: Systementwurf (UML)</w:t>
       </w:r>
     </w:p>
@@ -347,6 +346,7 @@
         </w:numPr>
       </w:pPr>
       <w:r>
+        <w:lastRenderedPageBreak/>
         <w:t>Zustandsdiagramm</w:t>
       </w:r>
     </w:p>
@@ -391,7 +391,7 @@
     <w:p>
       <w:r>
         <w:pict w14:anchorId="24AF63DB">
-          <v:rect id="_x0000_i1057" style="width:0;height:1.5pt" o:hralign="center" o:hrstd="t" o:hr="t" fillcolor="#a0a0a0" stroked="f"/>
+          <v:rect id="_x0000_i1027" style="width:0;height:1.5pt" o:hralign="center" o:hrstd="t" o:hr="t" fillcolor="#a0a0a0" stroked="f"/>
         </w:pict>
       </w:r>
     </w:p>
@@ -456,14 +456,27 @@
         <w:t>Java</w:t>
       </w:r>
       <w:r>
-        <w:t xml:space="preserve"> und </w:t>
-      </w:r>
-      <w:r>
         <w:rPr>
           <w:b/>
           <w:bCs/>
         </w:rPr>
-        <w:t>Angular</w:t>
+        <w:t xml:space="preserve"> </w:t>
+      </w:r>
+      <w:r>
+        <w:t>(BackEnd)</w:t>
+      </w:r>
+      <w:r>
+        <w:t xml:space="preserve"> und </w:t>
+      </w:r>
+      <w:r>
+        <w:rPr>
+          <w:b/>
+          <w:bCs/>
+        </w:rPr>
+        <w:t xml:space="preserve">Vaadin </w:t>
+      </w:r>
+      <w:r>
+        <w:t>(FrontEnd)</w:t>
       </w:r>
     </w:p>
     <w:p>
@@ -538,7 +551,7 @@
     <w:p>
       <w:r>
         <w:pict w14:anchorId="77967F7A">
-          <v:rect id="_x0000_i1058" style="width:0;height:1.5pt" o:hralign="center" o:hrstd="t" o:hr="t" fillcolor="#a0a0a0" stroked="f"/>
+          <v:rect id="_x0000_i1028" style="width:0;height:1.5pt" o:hralign="center" o:hrstd="t" o:hr="t" fillcolor="#a0a0a0" stroked="f"/>
         </w:pict>
       </w:r>
     </w:p>
@@ -554,7 +567,6 @@
           <w:b/>
           <w:bCs/>
         </w:rPr>
-        <w:lastRenderedPageBreak/>
         <w:t>Phase 5: Qualitätssicherung &amp; Tests</w:t>
       </w:r>
     </w:p>
@@ -566,13 +578,7 @@
         <w:t>8</w:t>
       </w:r>
       <w:r>
-        <w:t>–</w:t>
-      </w:r>
-      <w:r>
-        <w:t>31</w:t>
-      </w:r>
-      <w:r>
-        <w:t xml:space="preserve"> (</w:t>
+        <w:t>–31 (</w:t>
       </w:r>
       <w:r>
         <w:t>4</w:t>
@@ -649,7 +655,7 @@
     <w:p>
       <w:r>
         <w:pict w14:anchorId="63A570FE">
-          <v:rect id="_x0000_i1059" style="width:0;height:1.5pt" o:hralign="center" o:hrstd="t" o:hr="t" fillcolor="#a0a0a0" stroked="f"/>
+          <v:rect id="_x0000_i1029" style="width:0;height:1.5pt" o:hralign="center" o:hrstd="t" o:hr="t" fillcolor="#a0a0a0" stroked="f"/>
         </w:pict>
       </w:r>
     </w:p>
@@ -687,6 +693,7 @@
     </w:p>
     <w:p>
       <w:r>
+        <w:lastRenderedPageBreak/>
         <w:t>Inhalte:</w:t>
       </w:r>
     </w:p>
@@ -3323,6 +3330,7 @@
   <w:style w:type="character" w:default="1" w:styleId="Absatz-Standardschriftart">
     <w:name w:val="Default Paragraph Font"/>
     <w:uiPriority w:val="1"/>
+    <w:semiHidden/>
     <w:unhideWhenUsed/>
   </w:style>
   <w:style w:type="table" w:default="1" w:styleId="NormaleTabelle">
